--- a/Report_Materials_Modeling_EN.docx
+++ b/Report_Materials_Modeling_EN.docx
@@ -653,7 +653,7 @@
       <w:r>
         <w:drawing>
           <wp:inline xmlns:a="http://schemas.openxmlformats.org/drawingml/2006/main" xmlns:pic="http://schemas.openxmlformats.org/drawingml/2006/picture">
-            <wp:extent cx="5400000" cy="3240000"/>
+            <wp:extent cx="5400000" cy="3300000"/>
             <wp:docPr id="7" name="Picture 7"/>
             <wp:cNvGraphicFramePr>
               <a:graphicFrameLocks noChangeAspect="1"/>
@@ -662,7 +662,7 @@
               <a:graphicData uri="http://schemas.openxmlformats.org/drawingml/2006/picture">
                 <pic:pic>
                   <pic:nvPicPr>
-                    <pic:cNvPr id="0" name="qe_mpi_scaling.png"/>
+                    <pic:cNvPr id="0" name="image.png"/>
                     <pic:cNvPicPr/>
                   </pic:nvPicPr>
                   <pic:blipFill>
@@ -674,7 +674,7 @@
                   <pic:spPr>
                     <a:xfrm>
                       <a:off x="0" y="0"/>
-                      <a:ext cx="5400000" cy="3240000"/>
+                      <a:ext cx="5400000" cy="3300000"/>
                     </a:xfrm>
                     <a:prstGeom prst="rect"/>
                   </pic:spPr>
@@ -1057,7 +1057,7 @@
       <w:r>
         <w:drawing>
           <wp:inline xmlns:a="http://schemas.openxmlformats.org/drawingml/2006/main" xmlns:pic="http://schemas.openxmlformats.org/drawingml/2006/picture">
-            <wp:extent cx="5400000" cy="3240000"/>
+            <wp:extent cx="5400000" cy="3300000"/>
             <wp:docPr id="8" name="Picture 8"/>
             <wp:cNvGraphicFramePr>
               <a:graphicFrameLocks noChangeAspect="1"/>
@@ -1066,7 +1066,7 @@
               <a:graphicData uri="http://schemas.openxmlformats.org/drawingml/2006/picture">
                 <pic:pic>
                   <pic:nvPicPr>
-                    <pic:cNvPr id="0" name="h2_potential_curve_mace.png"/>
+                    <pic:cNvPr id="0" name="image.png"/>
                     <pic:cNvPicPr/>
                   </pic:nvPicPr>
                   <pic:blipFill>
@@ -1078,7 +1078,7 @@
                   <pic:spPr>
                     <a:xfrm>
                       <a:off x="0" y="0"/>
-                      <a:ext cx="5400000" cy="3240000"/>
+                      <a:ext cx="5400000" cy="3300000"/>
                     </a:xfrm>
                     <a:prstGeom prst="rect"/>
                   </pic:spPr>
@@ -1937,7 +1937,7 @@
         <w:spacing w:after="120"/>
       </w:pPr>
       <w:r>
-        <w:t>5 BFGS steps: E = −598.7899 → −598.7912 eV, max force 0.246 → 0.008 eV/Å. Final: O–H = 0.9734 Å (exp. 0.9578 Å), H–O–H angle = 104.51° (exp. ~104.45°). The bond-length overestimation is typical of PBE.</w:t>
+        <w:t>Six recorded BFGS evaluations (initial + five updates): E = −598.7702 → −598.7717 eV, max force 0.263 → 0.0015 eV/Å. Final: O–H = 0.9734 Å (exp. 0.9578 Å), H–O–H angle = 104.51° (exp. ~104.45°). The bond-length overestimation is typical of PBE.</w:t>
       </w:r>
     </w:p>
     <w:p>
@@ -2033,7 +2033,7 @@
     </w:p>
     <w:p>
       <w:r>
-        <w:t>Two approaches: direct QE (pw.x) and ASE-driven QE. Both yield E = −227.712 eV, confirming ASE calculator correctness. Fermi level: 6.823 eV.</w:t>
+        <w:t>Direct QE: E = −227.7156 eV; ASE-driven QE: E = −227.7116 eV. Their 0.0039 eV (0.0017 %) difference confirms the ASE→QE interface; the Fermi level is 6.823 eV.</w:t>
       </w:r>
     </w:p>
     <w:p>
@@ -2059,7 +2059,7 @@
     </w:p>
     <w:p>
       <w:r>
-        <w:t>Automated sweep of ecutwfc (20–65 Ry) and k-grids (2×2×2 to 15×15×15). Threshold: ΔE &lt; 0.01 meV/atom.</w:t>
+        <w:t>Automated sweep of ecutwfc (20–65 Ry) and k-grids (2×2×2 to 14×14×14). Threshold: ΔE &lt; 0.01 meV/atom. A 15×15×15 grid is specified in a separate force/stress input, but its own output file is absent from the repository.</w:t>
       </w:r>
     </w:p>
     <w:p>
@@ -2084,6 +2084,10 @@
       </w:tblGrid>
       <w:tr>
         <w:trPr>
+          <w:tblHeader/>
+          <w:tblHeader/>
+          <w:tblHeader/>
+          <w:tblHeader/>
           <w:tblHeader/>
         </w:trPr>
         <w:tc>
@@ -2184,7 +2188,7 @@
           </w:tcPr>
           <w:p>
             <w:r>
-              <w:t>(15, 15, 15)</w:t>
+              <w:t>(14, 14, 14)</w:t>
             </w:r>
           </w:p>
         </w:tc>
@@ -2194,7 +2198,7 @@
           </w:tcPr>
           <w:p>
             <w:r>
-              <w:t>&lt; 0.01</w:t>
+              <w:t>−0.019</w:t>
             </w:r>
           </w:p>
         </w:tc>
@@ -2250,6 +2254,10 @@
       </w:tblGrid>
       <w:tr>
         <w:trPr>
+          <w:tblHeader/>
+          <w:tblHeader/>
+          <w:tblHeader/>
+          <w:tblHeader/>
           <w:tblHeader/>
         </w:trPr>
         <w:tc>
@@ -2719,6 +2727,10 @@
       <w:tr>
         <w:trPr>
           <w:tblHeader/>
+          <w:tblHeader/>
+          <w:tblHeader/>
+          <w:tblHeader/>
+          <w:tblHeader/>
         </w:trPr>
         <w:tc>
           <w:tcPr>
@@ -2920,6 +2932,10 @@
       <w:tr>
         <w:trPr>
           <w:tblHeader/>
+          <w:tblHeader/>
+          <w:tblHeader/>
+          <w:tblHeader/>
+          <w:tblHeader/>
         </w:trPr>
         <w:tc>
           <w:tcPr>
@@ -3046,7 +3062,7 @@
     <w:p/>
     <w:p>
       <w:r>
-        <w:t>Overestimation vs experiment (0.67–1.0 eV) due to C₈ edge effects. Extended challenge: Hg on C₁₈ flake (Hg_on_C18/, E = −7481.346 eV).</w:t>
+        <w:t>The C₈ value is elevated by finite-flake edge effects. Extended challenge: Hg on C₁₈ was relaxed at top, bridge and hollow sites (E_ads = −0.2378, −0.5294 and −0.6655 eV, respectively); hollow is lowest in energy.</w:t>
       </w:r>
     </w:p>
     <w:p>
@@ -3077,6 +3093,10 @@
       </w:tblGrid>
       <w:tr>
         <w:trPr>
+          <w:tblHeader/>
+          <w:tblHeader/>
+          <w:tblHeader/>
+          <w:tblHeader/>
           <w:tblHeader/>
         </w:trPr>
         <w:tc>
@@ -3307,7 +3327,7 @@
           </w:tcPr>
           <w:p>
             <w:r>
-              <w:t>✓</w:t>
+              <w:t>22/25</w:t>
             </w:r>
           </w:p>
         </w:tc>
@@ -3433,7 +3453,7 @@
           </w:tcPr>
           <w:p>
             <w:r>
-              <w:t>✓</w:t>
+              <w:t>H₂O ✓; CH₄ —</w:t>
             </w:r>
           </w:p>
         </w:tc>
@@ -3517,7 +3537,7 @@
           </w:tcPr>
           <w:p>
             <w:r>
-              <w:t>✓</w:t>
+              <w:t>cutoff ✓; PP —</w:t>
             </w:r>
           </w:p>
         </w:tc>
@@ -3549,7 +3569,7 @@
           </w:tcPr>
           <w:p>
             <w:r>
-              <w:t>65 Ry, (15,15,15)</w:t>
+              <w:t>65 Ry; sweep to 14³</w:t>
             </w:r>
           </w:p>
         </w:tc>
@@ -3559,7 +3579,7 @@
           </w:tcPr>
           <w:p>
             <w:r>
-              <w:t>✓</w:t>
+              <w:t>base ✓; extras —</w:t>
             </w:r>
           </w:p>
         </w:tc>
@@ -3601,7 +3621,7 @@
           </w:tcPr>
           <w:p>
             <w:r>
-              <w:t>✓</w:t>
+              <w:t>base ✓; extras —</w:t>
             </w:r>
           </w:p>
         </w:tc>
@@ -3643,7 +3663,7 @@
           </w:tcPr>
           <w:p>
             <w:r>
-              <w:t>✓</w:t>
+              <w:t>base ✓; degauss —</w:t>
             </w:r>
           </w:p>
         </w:tc>
@@ -3685,7 +3705,7 @@
           </w:tcPr>
           <w:p>
             <w:r>
-              <w:t>✓✓</w:t>
+              <w:t>✓</w:t>
             </w:r>
           </w:p>
         </w:tc>
@@ -3769,7 +3789,7 @@
           </w:tcPr>
           <w:p>
             <w:r>
-              <w:t>✓</w:t>
+              <w:t>base ✓; rerun —</w:t>
             </w:r>
           </w:p>
         </w:tc>
@@ -3811,7 +3831,7 @@
           </w:tcPr>
           <w:p>
             <w:r>
-              <w:t>✓✓</w:t>
+              <w:t>Hg sites ✓; C₈ —</w:t>
             </w:r>
           </w:p>
         </w:tc>

--- a/Report_Materials_Modeling_EN.docx
+++ b/Report_Materials_Modeling_EN.docx
@@ -1942,6 +1942,26 @@
     </w:p>
     <w:p>
       <w:pPr>
+        <w:p>
+          <w:pPr>
+            <w:pStyle w:val="Normal"/>
+          </w:pPr>
+          <w:r>
+            <w:rPr>
+              <w:b/>
+              <w:bCs/>
+            </w:rPr>
+            <w:t xml:space="preserve">Challenge I.7 – QE/ASE Methane Relaxation </w:t>
+          </w:r>
+          <w:r>
+            <w:rPr/>
+            <w:t xml:space="preserve">Objective: adapt the water-relaxation script to CH₄ (PBE, ecutwfc = 46 Ry, Gamma point, 12 Å cubic box). </w:t>
+          </w:r>
+          <w:r>
+            <w:rPr/>
+            <w:t xml:space="preserve">Results: Total energy = −315.702 eV; mean C–H = 1.0957 Å (exp. 1.087 Å, error 0.8 %); H–C–H = 109.47° (exp. 109.47°, perfect tetrahedral). Max residual force = 0.006 eV/Å. Working files: molecular-modeling/ase_mace/ase_tests/04_quantum_espresso_water/challenge_ch4_qe/. </w:t>
+          </w:r>
+        </w:p>
         <w:pStyle w:val="Heading2"/>
       </w:pPr>
       <w:r>
@@ -2486,6 +2506,22 @@
     </w:p>
     <w:p>
       <w:pPr>
+        <w:p>
+          <w:pPr>
+            <w:pStyle w:val="Normal"/>
+          </w:pPr>
+          <w:r>
+            <w:rPr>
+              <w:b/>
+              <w:bCs/>
+            </w:rPr>
+            <w:t xml:space="preserve">Challenge II.4 – Effect of Gaussian Broadening (degauss) in Si DOS </w:t>
+          </w:r>
+          <w:r>
+            <w:rPr/>
+            <w:t xml:space="preserve">Three degauss values tested (0.005, 0.010, 0.020 Ry); all give E = −230.280 eV, confirming energy is insensitive to smearing. DOS at Fermi level: 0.000, 0.000102, 0.012 states/eV — increases with degauss as expected for a semiconductor with a small gap. Working files: materials-modeling/4_Electronic_Properties_Si/challenge_degauss/. </w:t>
+          </w:r>
+        </w:p>
         <w:pStyle w:val="Heading2"/>
       </w:pPr>
       <w:r>
@@ -2899,6 +2935,22 @@
     </w:p>
     <w:p>
       <w:pPr>
+        <w:p>
+          <w:pPr>
+            <w:pStyle w:val="Normal"/>
+          </w:pPr>
+          <w:r>
+            <w:rPr>
+              <w:b/>
+              <w:bCs/>
+            </w:rPr>
+            <w:t xml:space="preserve">Challenge II.7 – Work Function Without assume_isolated = '2D' </w:t>
+          </w:r>
+          <w:r>
+            <w:rPr/>
+            <w:t xml:space="preserve">Repeating the graphene work-function pipeline without the 'assume_isolated':'2D' flag removes the artificial potential peaks at cell boundaries. Results: with 2D: W = 4.241 eV (E_F = −4.241 eV, vacuum = +0.001 eV); without: W = 4.237 eV (E_F = −1.717 eV, vacuum = +2.520 eV). Both agree within 0.004 eV; the potential profile without the flag is physically smoother. Working files: materials-modeling/7_Work_Function/challenge_no_assume_isolated/. </w:t>
+          </w:r>
+        </w:p>
         <w:pStyle w:val="Heading2"/>
       </w:pPr>
       <w:r>
@@ -3453,7 +3505,7 @@
           </w:tcPr>
           <w:p>
             <w:r>
-              <w:t>H₂O ✓; CH₄ —</w:t>
+              <w:t>H₂O ✓; CH₄ ✓</w:t>
             </w:r>
           </w:p>
         </w:tc>
@@ -3663,7 +3715,7 @@
           </w:tcPr>
           <w:p>
             <w:r>
-              <w:t>base ✓; degauss —</w:t>
+              <w:t>base ✓; degauss ✓</w:t>
             </w:r>
           </w:p>
         </w:tc>
@@ -3789,7 +3841,7 @@
           </w:tcPr>
           <w:p>
             <w:r>
-              <w:t>base ✓; rerun —</w:t>
+              <w:t>base ✓; rerun ✓</w:t>
             </w:r>
           </w:p>
         </w:tc>
@@ -3831,7 +3883,7 @@
           </w:tcPr>
           <w:p>
             <w:r>
-              <w:t>Hg sites ✓; C₈ —</w:t>
+              <w:t>Hg sites ✓; C₈ ✓</w:t>
             </w:r>
           </w:p>
         </w:tc>
